--- a/docs/team-guide/Vol-2-The-Pipeline.docx
+++ b/docs/team-guide/Vol-2-The-Pipeline.docx
@@ -9,7 +9,7 @@
           <w:rFonts w:eastAsia="Times New Roman"/>
         </w:rPr>
       </w:pPr>
-      <w:bookmarkStart w:id="0" w:name="_Toc239168771"/>
+      <w:bookmarkStart w:id="0" w:name="_Toc239543388"/>
       <w:r>
         <w:rPr>
           <w:rFonts w:eastAsia="Times New Roman"/>
@@ -49,7 +49,7 @@
         <w:rPr>
           <w:rStyle w:val="HTMLCode"/>
         </w:rPr>
-        <w:t>57e6261</w:t>
+        <w:t>eca7dee</w:t>
       </w:r>
       <w:r>
         <w:rPr>
@@ -67,13 +67,13 @@
         <w:rPr>
           <w:rFonts w:ascii="Segoe UI" w:hAnsi="Segoe UI" w:cs="Segoe UI"/>
         </w:rPr>
-        <w:t xml:space="preserve">  ·  written 1 September 2026  ·  Volume 2 of 5</w:t>
+        <w:t xml:space="preserve">  ·  written 1 September 2026, revised 5 September 2026  ·  Volume 2 of 5</w:t>
       </w:r>
     </w:p>
     <w:p>
       <w:pPr>
         <w:shd w:val="clear" w:color="auto" w:fill="F7F9FC"/>
-        <w:divId w:val="1158113136"/>
+        <w:divId w:val="303000538"/>
         <w:rPr>
           <w:rFonts w:ascii="Segoe UI" w:eastAsia="Times New Roman" w:hAnsi="Segoe UI" w:cs="Segoe UI"/>
           <w:color w:val="1A1A1A"/>
@@ -312,7 +312,7 @@
         <w:rPr>
           <w:noProof/>
         </w:rPr>
-        <w:instrText xml:space="preserve"> PAGEREF _Toc239168771 \h </w:instrText>
+        <w:instrText xml:space="preserve"> PAGEREF _Toc239543388 \h </w:instrText>
       </w:r>
       <w:r>
         <w:rPr>
@@ -374,7 +374,7 @@
         <w:rPr>
           <w:noProof/>
         </w:rPr>
-        <w:instrText xml:space="preserve"> PAGEREF _Toc239168772 \h </w:instrText>
+        <w:instrText xml:space="preserve"> PAGEREF _Toc239543389 \h </w:instrText>
       </w:r>
       <w:r>
         <w:rPr>
@@ -436,7 +436,7 @@
         <w:rPr>
           <w:noProof/>
         </w:rPr>
-        <w:instrText xml:space="preserve"> PAGEREF _Toc239168773 \h </w:instrText>
+        <w:instrText xml:space="preserve"> PAGEREF _Toc239543390 \h </w:instrText>
       </w:r>
       <w:r>
         <w:rPr>
@@ -498,7 +498,7 @@
         <w:rPr>
           <w:noProof/>
         </w:rPr>
-        <w:instrText xml:space="preserve"> PAGEREF _Toc239168774 \h </w:instrText>
+        <w:instrText xml:space="preserve"> PAGEREF _Toc239543391 \h </w:instrText>
       </w:r>
       <w:r>
         <w:rPr>
@@ -560,7 +560,7 @@
         <w:rPr>
           <w:noProof/>
         </w:rPr>
-        <w:instrText xml:space="preserve"> PAGEREF _Toc239168775 \h </w:instrText>
+        <w:instrText xml:space="preserve"> PAGEREF _Toc239543392 \h </w:instrText>
       </w:r>
       <w:r>
         <w:rPr>
@@ -622,7 +622,7 @@
         <w:rPr>
           <w:noProof/>
         </w:rPr>
-        <w:instrText xml:space="preserve"> PAGEREF _Toc239168776 \h </w:instrText>
+        <w:instrText xml:space="preserve"> PAGEREF _Toc239543393 \h </w:instrText>
       </w:r>
       <w:r>
         <w:rPr>
@@ -684,7 +684,7 @@
         <w:rPr>
           <w:noProof/>
         </w:rPr>
-        <w:instrText xml:space="preserve"> PAGEREF _Toc239168777 \h </w:instrText>
+        <w:instrText xml:space="preserve"> PAGEREF _Toc239543394 \h </w:instrText>
       </w:r>
       <w:r>
         <w:rPr>
@@ -746,7 +746,7 @@
         <w:rPr>
           <w:noProof/>
         </w:rPr>
-        <w:instrText xml:space="preserve"> PAGEREF _Toc239168778 \h </w:instrText>
+        <w:instrText xml:space="preserve"> PAGEREF _Toc239543395 \h </w:instrText>
       </w:r>
       <w:r>
         <w:rPr>
@@ -808,7 +808,7 @@
         <w:rPr>
           <w:noProof/>
         </w:rPr>
-        <w:instrText xml:space="preserve"> PAGEREF _Toc239168779 \h </w:instrText>
+        <w:instrText xml:space="preserve"> PAGEREF _Toc239543396 \h </w:instrText>
       </w:r>
       <w:r>
         <w:rPr>
@@ -878,7 +878,7 @@
         <w:rPr>
           <w:noProof/>
         </w:rPr>
-        <w:instrText xml:space="preserve"> PAGEREF _Toc239168780 \h </w:instrText>
+        <w:instrText xml:space="preserve"> PAGEREF _Toc239543397 \h </w:instrText>
       </w:r>
       <w:r>
         <w:rPr>
@@ -940,7 +940,7 @@
         <w:rPr>
           <w:noProof/>
         </w:rPr>
-        <w:instrText xml:space="preserve"> PAGEREF _Toc239168781 \h </w:instrText>
+        <w:instrText xml:space="preserve"> PAGEREF _Toc239543398 \h </w:instrText>
       </w:r>
       <w:r>
         <w:rPr>
@@ -1002,7 +1002,7 @@
         <w:rPr>
           <w:noProof/>
         </w:rPr>
-        <w:instrText xml:space="preserve"> PAGEREF _Toc239168782 \h </w:instrText>
+        <w:instrText xml:space="preserve"> PAGEREF _Toc239543399 \h </w:instrText>
       </w:r>
       <w:r>
         <w:rPr>
@@ -1064,7 +1064,7 @@
         <w:rPr>
           <w:noProof/>
         </w:rPr>
-        <w:instrText xml:space="preserve"> PAGEREF _Toc239168783 \h </w:instrText>
+        <w:instrText xml:space="preserve"> PAGEREF _Toc239543400 \h </w:instrText>
       </w:r>
       <w:r>
         <w:rPr>
@@ -1126,7 +1126,7 @@
         <w:rPr>
           <w:noProof/>
         </w:rPr>
-        <w:instrText xml:space="preserve"> PAGEREF _Toc239168784 \h </w:instrText>
+        <w:instrText xml:space="preserve"> PAGEREF _Toc239543401 \h </w:instrText>
       </w:r>
       <w:r>
         <w:rPr>
@@ -1188,7 +1188,7 @@
         <w:rPr>
           <w:noProof/>
         </w:rPr>
-        <w:instrText xml:space="preserve"> PAGEREF _Toc239168785 \h </w:instrText>
+        <w:instrText xml:space="preserve"> PAGEREF _Toc239543402 \h </w:instrText>
       </w:r>
       <w:r>
         <w:rPr>
@@ -1250,7 +1250,7 @@
         <w:rPr>
           <w:noProof/>
         </w:rPr>
-        <w:instrText xml:space="preserve"> PAGEREF _Toc239168786 \h </w:instrText>
+        <w:instrText xml:space="preserve"> PAGEREF _Toc239543403 \h </w:instrText>
       </w:r>
       <w:r>
         <w:rPr>
@@ -1312,7 +1312,7 @@
         <w:rPr>
           <w:noProof/>
         </w:rPr>
-        <w:instrText xml:space="preserve"> PAGEREF _Toc239168787 \h </w:instrText>
+        <w:instrText xml:space="preserve"> PAGEREF _Toc239543404 \h </w:instrText>
       </w:r>
       <w:r>
         <w:rPr>
@@ -1374,7 +1374,7 @@
         <w:rPr>
           <w:noProof/>
         </w:rPr>
-        <w:instrText xml:space="preserve"> PAGEREF _Toc239168788 \h </w:instrText>
+        <w:instrText xml:space="preserve"> PAGEREF _Toc239543405 \h </w:instrText>
       </w:r>
       <w:r>
         <w:rPr>
@@ -1436,7 +1436,7 @@
         <w:rPr>
           <w:noProof/>
         </w:rPr>
-        <w:instrText xml:space="preserve"> PAGEREF _Toc239168789 \h </w:instrText>
+        <w:instrText xml:space="preserve"> PAGEREF _Toc239543406 \h </w:instrText>
       </w:r>
       <w:r>
         <w:rPr>
@@ -1498,7 +1498,7 @@
         <w:rPr>
           <w:noProof/>
         </w:rPr>
-        <w:instrText xml:space="preserve"> PAGEREF _Toc239168790 \h </w:instrText>
+        <w:instrText xml:space="preserve"> PAGEREF _Toc239543407 \h </w:instrText>
       </w:r>
       <w:r>
         <w:rPr>
@@ -1560,7 +1560,7 @@
         <w:rPr>
           <w:noProof/>
         </w:rPr>
-        <w:instrText xml:space="preserve"> PAGEREF _Toc239168791 \h </w:instrText>
+        <w:instrText xml:space="preserve"> PAGEREF _Toc239543408 \h </w:instrText>
       </w:r>
       <w:r>
         <w:rPr>
@@ -1622,7 +1622,7 @@
         <w:rPr>
           <w:noProof/>
         </w:rPr>
-        <w:instrText xml:space="preserve"> PAGEREF _Toc239168792 \h </w:instrText>
+        <w:instrText xml:space="preserve"> PAGEREF _Toc239543409 \h </w:instrText>
       </w:r>
       <w:r>
         <w:rPr>
@@ -1684,7 +1684,7 @@
         <w:rPr>
           <w:noProof/>
         </w:rPr>
-        <w:instrText xml:space="preserve"> PAGEREF _Toc239168793 \h </w:instrText>
+        <w:instrText xml:space="preserve"> PAGEREF _Toc239543410 \h </w:instrText>
       </w:r>
       <w:r>
         <w:rPr>
@@ -1746,7 +1746,7 @@
         <w:rPr>
           <w:noProof/>
         </w:rPr>
-        <w:instrText xml:space="preserve"> PAGEREF _Toc239168794 \h </w:instrText>
+        <w:instrText xml:space="preserve"> PAGEREF _Toc239543411 \h </w:instrText>
       </w:r>
       <w:r>
         <w:rPr>
@@ -1808,7 +1808,7 @@
         <w:rPr>
           <w:noProof/>
         </w:rPr>
-        <w:instrText xml:space="preserve"> PAGEREF _Toc239168795 \h </w:instrText>
+        <w:instrText xml:space="preserve"> PAGEREF _Toc239543412 \h </w:instrText>
       </w:r>
       <w:r>
         <w:rPr>
@@ -1852,6 +1852,7 @@
           <w:rFonts w:eastAsia="Times New Roman"/>
           <w:noProof/>
         </w:rPr>
+        <w:lastRenderedPageBreak/>
         <w:t>12. The schemas</w:t>
       </w:r>
       <w:r>
@@ -1870,7 +1871,7 @@
         <w:rPr>
           <w:noProof/>
         </w:rPr>
-        <w:instrText xml:space="preserve"> PAGEREF _Toc239168796 \h </w:instrText>
+        <w:instrText xml:space="preserve"> PAGEREF _Toc239543413 \h </w:instrText>
       </w:r>
       <w:r>
         <w:rPr>
@@ -1914,7 +1915,6 @@
           <w:rFonts w:eastAsia="Times New Roman"/>
           <w:noProof/>
         </w:rPr>
-        <w:lastRenderedPageBreak/>
         <w:t>13. The LLM layer</w:t>
       </w:r>
       <w:r>
@@ -1933,7 +1933,7 @@
         <w:rPr>
           <w:noProof/>
         </w:rPr>
-        <w:instrText xml:space="preserve"> PAGEREF _Toc239168797 \h </w:instrText>
+        <w:instrText xml:space="preserve"> PAGEREF _Toc239543414 \h </w:instrText>
       </w:r>
       <w:r>
         <w:rPr>
@@ -1995,7 +1995,7 @@
         <w:rPr>
           <w:noProof/>
         </w:rPr>
-        <w:instrText xml:space="preserve"> PAGEREF _Toc239168798 \h </w:instrText>
+        <w:instrText xml:space="preserve"> PAGEREF _Toc239543415 \h </w:instrText>
       </w:r>
       <w:r>
         <w:rPr>
@@ -2057,7 +2057,7 @@
         <w:rPr>
           <w:noProof/>
         </w:rPr>
-        <w:instrText xml:space="preserve"> PAGEREF _Toc239168799 \h </w:instrText>
+        <w:instrText xml:space="preserve"> PAGEREF _Toc239543416 \h </w:instrText>
       </w:r>
       <w:r>
         <w:rPr>
@@ -2119,7 +2119,7 @@
         <w:rPr>
           <w:noProof/>
         </w:rPr>
-        <w:instrText xml:space="preserve"> PAGEREF _Toc239168800 \h </w:instrText>
+        <w:instrText xml:space="preserve"> PAGEREF _Toc239543417 \h </w:instrText>
       </w:r>
       <w:r>
         <w:rPr>
@@ -2181,7 +2181,7 @@
         <w:rPr>
           <w:noProof/>
         </w:rPr>
-        <w:instrText xml:space="preserve"> PAGEREF _Toc239168801 \h </w:instrText>
+        <w:instrText xml:space="preserve"> PAGEREF _Toc239543418 \h </w:instrText>
       </w:r>
       <w:r>
         <w:rPr>
@@ -2234,7 +2234,7 @@
           <w:rFonts w:eastAsia="Times New Roman"/>
         </w:rPr>
       </w:pPr>
-      <w:bookmarkStart w:id="1" w:name="_Toc239168772"/>
+      <w:bookmarkStart w:id="1" w:name="_Toc239543389"/>
       <w:r>
         <w:rPr>
           <w:rFonts w:eastAsia="Times New Roman"/>
@@ -3071,7 +3071,7 @@
     <w:p>
       <w:pPr>
         <w:shd w:val="clear" w:color="auto" w:fill="FFF8E8"/>
-        <w:divId w:val="1844272968"/>
+        <w:divId w:val="848636756"/>
         <w:rPr>
           <w:rFonts w:ascii="Segoe UI" w:eastAsia="Times New Roman" w:hAnsi="Segoe UI" w:cs="Segoe UI"/>
           <w:color w:val="1A1A1A"/>
@@ -3172,7 +3172,7 @@
           <w:rFonts w:eastAsia="Times New Roman"/>
         </w:rPr>
       </w:pPr>
-      <w:bookmarkStart w:id="2" w:name="_Toc239168773"/>
+      <w:bookmarkStart w:id="2" w:name="_Toc239543390"/>
       <w:r>
         <w:rPr>
           <w:rFonts w:eastAsia="Times New Roman"/>
@@ -3212,6 +3212,7 @@
           <w:sz w:val="22"/>
           <w:szCs w:val="22"/>
         </w:rPr>
+        <w:lastRenderedPageBreak/>
         <w:t>One function runs the whole pipeline. If you read one file in this repository, read this one: it calls everything else in order, and every other file makes more sense afterwards.</w:t>
       </w:r>
     </w:p>
@@ -3226,7 +3227,6 @@
         <w:rPr>
           <w:color w:val="1A1A1A"/>
         </w:rPr>
-        <w:lastRenderedPageBreak/>
         <w:t>export async function runPipeline(</w:t>
       </w:r>
     </w:p>
@@ -3307,7 +3307,7 @@
           <w:rFonts w:eastAsia="Times New Roman"/>
         </w:rPr>
       </w:pPr>
-      <w:bookmarkStart w:id="3" w:name="_Toc239168774"/>
+      <w:bookmarkStart w:id="3" w:name="_Toc239543391"/>
       <w:r>
         <w:rPr>
           <w:rFonts w:eastAsia="Times New Roman"/>
@@ -3419,13 +3419,7 @@
         <w:rPr>
           <w:color w:val="1A1A1A"/>
         </w:rPr>
-        <w:t xml:space="preserve">    </w:t>
-      </w:r>
-      <w:r>
-        <w:rPr>
-          <w:color w:val="1A1A1A"/>
-        </w:rPr>
-        <w:t>if (filename) save(filename, result);</w:t>
+        <w:t xml:space="preserve">    if (filename) save(filename, result);</w:t>
       </w:r>
     </w:p>
     <w:p>
@@ -4860,7 +4854,7 @@
           <w:rFonts w:eastAsia="Times New Roman"/>
         </w:rPr>
       </w:pPr>
-      <w:bookmarkStart w:id="4" w:name="_Toc239168775"/>
+      <w:bookmarkStart w:id="4" w:name="_Toc239543392"/>
       <w:r>
         <w:rPr>
           <w:rFonts w:eastAsia="Times New Roman"/>
@@ -5237,7 +5231,7 @@
     <w:p>
       <w:pPr>
         <w:shd w:val="clear" w:color="auto" w:fill="F7F9FC"/>
-        <w:divId w:val="1713573652"/>
+        <w:divId w:val="796726343"/>
         <w:rPr>
           <w:rFonts w:ascii="Segoe UI" w:eastAsia="Times New Roman" w:hAnsi="Segoe UI" w:cs="Segoe UI"/>
           <w:color w:val="1A1A1A"/>
@@ -5333,7 +5327,7 @@
           <w:rFonts w:eastAsia="Times New Roman"/>
         </w:rPr>
       </w:pPr>
-      <w:bookmarkStart w:id="5" w:name="_Toc239168776"/>
+      <w:bookmarkStart w:id="5" w:name="_Toc239543393"/>
       <w:r>
         <w:rPr>
           <w:rFonts w:eastAsia="Times New Roman"/>
@@ -5486,7 +5480,7 @@
     <w:p>
       <w:pPr>
         <w:shd w:val="clear" w:color="auto" w:fill="FFF8E8"/>
-        <w:divId w:val="2108571279"/>
+        <w:divId w:val="2007900685"/>
         <w:rPr>
           <w:rFonts w:ascii="Segoe UI" w:eastAsia="Times New Roman" w:hAnsi="Segoe UI" w:cs="Segoe UI"/>
           <w:color w:val="1A1A1A"/>
@@ -5646,7 +5640,7 @@
           <w:rFonts w:eastAsia="Times New Roman"/>
         </w:rPr>
       </w:pPr>
-      <w:bookmarkStart w:id="6" w:name="_Toc239168777"/>
+      <w:bookmarkStart w:id="6" w:name="_Toc239543394"/>
       <w:r>
         <w:rPr>
           <w:rFonts w:eastAsia="Times New Roman"/>
@@ -5682,7 +5676,7 @@
           <w:rFonts w:eastAsia="Times New Roman"/>
         </w:rPr>
       </w:pPr>
-      <w:bookmarkStart w:id="7" w:name="_Toc239168778"/>
+      <w:bookmarkStart w:id="7" w:name="_Toc239543395"/>
       <w:r>
         <w:rPr>
           <w:rFonts w:eastAsia="Times New Roman"/>
@@ -6121,7 +6115,7 @@
     <w:p>
       <w:pPr>
         <w:shd w:val="clear" w:color="auto" w:fill="F7F9FC"/>
-        <w:divId w:val="1598060489"/>
+        <w:divId w:val="8725179"/>
         <w:rPr>
           <w:rFonts w:ascii="Segoe UI" w:eastAsia="Times New Roman" w:hAnsi="Segoe UI" w:cs="Segoe UI"/>
           <w:color w:val="1A1A1A"/>
@@ -6167,7 +6161,7 @@
     <w:p>
       <w:pPr>
         <w:shd w:val="clear" w:color="auto" w:fill="FFF4F4"/>
-        <w:divId w:val="418254380"/>
+        <w:divId w:val="1975596698"/>
         <w:rPr>
           <w:rFonts w:ascii="Segoe UI" w:eastAsia="Times New Roman" w:hAnsi="Segoe UI" w:cs="Segoe UI"/>
           <w:color w:val="1A1A1A"/>
@@ -6273,7 +6267,7 @@
     <w:p>
       <w:pPr>
         <w:shd w:val="clear" w:color="auto" w:fill="FFF4F4"/>
-        <w:divId w:val="727611784"/>
+        <w:divId w:val="1002974124"/>
         <w:rPr>
           <w:rFonts w:ascii="Segoe UI" w:eastAsia="Times New Roman" w:hAnsi="Segoe UI" w:cs="Segoe UI"/>
           <w:color w:val="1A1A1A"/>
@@ -6324,7 +6318,7 @@
     <w:p>
       <w:pPr>
         <w:shd w:val="clear" w:color="auto" w:fill="FFF4F4"/>
-        <w:divId w:val="278996619"/>
+        <w:divId w:val="157768698"/>
         <w:rPr>
           <w:rFonts w:ascii="Segoe UI" w:eastAsia="Times New Roman" w:hAnsi="Segoe UI" w:cs="Segoe UI"/>
           <w:color w:val="1A1A1A"/>
@@ -6706,7 +6700,7 @@
     <w:p>
       <w:pPr>
         <w:shd w:val="clear" w:color="auto" w:fill="FFF4F4"/>
-        <w:divId w:val="923343238"/>
+        <w:divId w:val="416828629"/>
         <w:rPr>
           <w:rFonts w:ascii="Segoe UI" w:eastAsia="Times New Roman" w:hAnsi="Segoe UI" w:cs="Segoe UI"/>
           <w:color w:val="1A1A1A"/>
@@ -7388,7 +7382,7 @@
     <w:p>
       <w:pPr>
         <w:shd w:val="clear" w:color="auto" w:fill="F7F9FC"/>
-        <w:divId w:val="686835928"/>
+        <w:divId w:val="1996451020"/>
         <w:rPr>
           <w:rFonts w:ascii="Segoe UI" w:eastAsia="Times New Roman" w:hAnsi="Segoe UI" w:cs="Segoe UI"/>
           <w:color w:val="1A1A1A"/>
@@ -7734,7 +7728,7 @@
           <w:rFonts w:eastAsia="Times New Roman"/>
         </w:rPr>
       </w:pPr>
-      <w:bookmarkStart w:id="8" w:name="_Toc239168779"/>
+      <w:bookmarkStart w:id="8" w:name="_Toc239543396"/>
       <w:r>
         <w:rPr>
           <w:rFonts w:eastAsia="Times New Roman"/>
@@ -7834,7 +7828,7 @@
           <w:rFonts w:eastAsia="Times New Roman"/>
         </w:rPr>
       </w:pPr>
-      <w:bookmarkStart w:id="9" w:name="_Toc239168780"/>
+      <w:bookmarkStart w:id="9" w:name="_Toc239543397"/>
       <w:r>
         <w:rPr>
           <w:rStyle w:val="HTMLCode"/>
@@ -8008,7 +8002,7 @@
     <w:p>
       <w:pPr>
         <w:shd w:val="clear" w:color="auto" w:fill="F7F9FC"/>
-        <w:divId w:val="219949572"/>
+        <w:divId w:val="994147635"/>
         <w:rPr>
           <w:rFonts w:ascii="Segoe UI" w:eastAsia="Times New Roman" w:hAnsi="Segoe UI" w:cs="Segoe UI"/>
           <w:color w:val="1A1A1A"/>
@@ -8093,7 +8087,7 @@
     <w:p>
       <w:pPr>
         <w:shd w:val="clear" w:color="auto" w:fill="FFF8E8"/>
-        <w:divId w:val="1904755862"/>
+        <w:divId w:val="1164858635"/>
         <w:rPr>
           <w:rFonts w:ascii="Segoe UI" w:eastAsia="Times New Roman" w:hAnsi="Segoe UI" w:cs="Segoe UI"/>
           <w:color w:val="1A1A1A"/>
@@ -8156,7 +8150,7 @@
           <w:rFonts w:eastAsia="Times New Roman"/>
         </w:rPr>
       </w:pPr>
-      <w:bookmarkStart w:id="10" w:name="_Toc239168781"/>
+      <w:bookmarkStart w:id="10" w:name="_Toc239543398"/>
       <w:r>
         <w:rPr>
           <w:rFonts w:eastAsia="Times New Roman"/>
@@ -8379,7 +8373,7 @@
           <w:rFonts w:eastAsia="Times New Roman"/>
         </w:rPr>
       </w:pPr>
-      <w:bookmarkStart w:id="11" w:name="_Toc239168782"/>
+      <w:bookmarkStart w:id="11" w:name="_Toc239543399"/>
       <w:r>
         <w:rPr>
           <w:rFonts w:eastAsia="Times New Roman"/>
@@ -8592,7 +8586,7 @@
           <w:rFonts w:eastAsia="Times New Roman"/>
         </w:rPr>
       </w:pPr>
-      <w:bookmarkStart w:id="12" w:name="_Toc239168783"/>
+      <w:bookmarkStart w:id="12" w:name="_Toc239543400"/>
       <w:r>
         <w:rPr>
           <w:rFonts w:eastAsia="Times New Roman"/>
@@ -8852,7 +8846,7 @@
           <w:rFonts w:eastAsia="Times New Roman"/>
         </w:rPr>
       </w:pPr>
-      <w:bookmarkStart w:id="13" w:name="_Toc239168784"/>
+      <w:bookmarkStart w:id="13" w:name="_Toc239543401"/>
       <w:r>
         <w:rPr>
           <w:rFonts w:eastAsia="Times New Roman"/>
@@ -8881,7 +8875,7 @@
         </w:rPr>
         <w:lastRenderedPageBreak/>
         <w:drawing>
-          <wp:inline distT="0" distB="0" distL="0" distR="0" wp14:anchorId="7F87BA58" wp14:editId="6FBA6ACF">
+          <wp:inline distT="0" distB="0" distL="0" distR="0" wp14:anchorId="5EAB4800" wp14:editId="390B3091">
             <wp:extent cx="5969000" cy="5133340"/>
             <wp:effectExtent l="0" t="0" r="0" b="0"/>
             <wp:docPr id="1" name="Picture 1"/>
@@ -8959,7 +8953,7 @@
     <w:p>
       <w:pPr>
         <w:shd w:val="clear" w:color="auto" w:fill="FFF4F4"/>
-        <w:divId w:val="1887376268"/>
+        <w:divId w:val="1305503617"/>
         <w:rPr>
           <w:rFonts w:ascii="Segoe UI" w:eastAsia="Times New Roman" w:hAnsi="Segoe UI" w:cs="Segoe UI"/>
           <w:color w:val="1A1A1A"/>
@@ -9171,7 +9165,7 @@
           <w:rFonts w:eastAsia="Times New Roman"/>
         </w:rPr>
       </w:pPr>
-      <w:bookmarkStart w:id="14" w:name="_Toc239168785"/>
+      <w:bookmarkStart w:id="14" w:name="_Toc239543402"/>
       <w:r>
         <w:rPr>
           <w:rFonts w:eastAsia="Times New Roman"/>
@@ -9403,7 +9397,7 @@
           <w:rFonts w:eastAsia="Times New Roman"/>
         </w:rPr>
       </w:pPr>
-      <w:bookmarkStart w:id="15" w:name="_Toc239168786"/>
+      <w:bookmarkStart w:id="15" w:name="_Toc239543403"/>
       <w:r>
         <w:rPr>
           <w:rFonts w:eastAsia="Times New Roman"/>
@@ -10096,7 +10090,7 @@
     <w:p>
       <w:pPr>
         <w:shd w:val="clear" w:color="auto" w:fill="FFF8E8"/>
-        <w:divId w:val="189686722"/>
+        <w:divId w:val="1595094513"/>
         <w:rPr>
           <w:rFonts w:ascii="Segoe UI" w:eastAsia="Times New Roman" w:hAnsi="Segoe UI" w:cs="Segoe UI"/>
           <w:color w:val="1A1A1A"/>
@@ -10221,7 +10215,7 @@
           <w:rFonts w:eastAsia="Times New Roman"/>
         </w:rPr>
       </w:pPr>
-      <w:bookmarkStart w:id="16" w:name="_Toc239168787"/>
+      <w:bookmarkStart w:id="16" w:name="_Toc239543404"/>
       <w:r>
         <w:rPr>
           <w:rFonts w:eastAsia="Times New Roman"/>
@@ -10457,7 +10451,7 @@
     <w:p>
       <w:pPr>
         <w:shd w:val="clear" w:color="auto" w:fill="FFF4F4"/>
-        <w:divId w:val="1779373405"/>
+        <w:divId w:val="1108889678"/>
         <w:rPr>
           <w:rFonts w:ascii="Segoe UI" w:eastAsia="Times New Roman" w:hAnsi="Segoe UI" w:cs="Segoe UI"/>
           <w:color w:val="1A1A1A"/>
@@ -10508,7 +10502,7 @@
           <w:rFonts w:eastAsia="Times New Roman"/>
         </w:rPr>
       </w:pPr>
-      <w:bookmarkStart w:id="17" w:name="_Toc239168788"/>
+      <w:bookmarkStart w:id="17" w:name="_Toc239543405"/>
       <w:r>
         <w:rPr>
           <w:rFonts w:eastAsia="Times New Roman"/>
@@ -10633,7 +10627,7 @@
           <w:rFonts w:eastAsia="Times New Roman"/>
         </w:rPr>
       </w:pPr>
-      <w:bookmarkStart w:id="18" w:name="_Toc239168789"/>
+      <w:bookmarkStart w:id="18" w:name="_Toc239543406"/>
       <w:r>
         <w:rPr>
           <w:rFonts w:eastAsia="Times New Roman"/>
@@ -10762,7 +10756,7 @@
           <w:rFonts w:eastAsia="Times New Roman"/>
         </w:rPr>
       </w:pPr>
-      <w:bookmarkStart w:id="19" w:name="_Toc239168790"/>
+      <w:bookmarkStart w:id="19" w:name="_Toc239543407"/>
       <w:r>
         <w:rPr>
           <w:rFonts w:eastAsia="Times New Roman"/>
@@ -10908,7 +10902,7 @@
     <w:p>
       <w:pPr>
         <w:shd w:val="clear" w:color="auto" w:fill="FFF4F4"/>
-        <w:divId w:val="439181867"/>
+        <w:divId w:val="1610774510"/>
         <w:rPr>
           <w:rFonts w:ascii="Segoe UI" w:eastAsia="Times New Roman" w:hAnsi="Segoe UI" w:cs="Segoe UI"/>
           <w:color w:val="1A1A1A"/>
@@ -11256,7 +11250,7 @@
           <w:rFonts w:eastAsia="Times New Roman"/>
         </w:rPr>
       </w:pPr>
-      <w:bookmarkStart w:id="20" w:name="_Toc239168791"/>
+      <w:bookmarkStart w:id="20" w:name="_Toc239543408"/>
       <w:r>
         <w:rPr>
           <w:rFonts w:eastAsia="Times New Roman"/>
@@ -11414,7 +11408,7 @@
     <w:p>
       <w:pPr>
         <w:shd w:val="clear" w:color="auto" w:fill="F7F9FC"/>
-        <w:divId w:val="609051868"/>
+        <w:divId w:val="69080788"/>
         <w:rPr>
           <w:rFonts w:ascii="Segoe UI" w:eastAsia="Times New Roman" w:hAnsi="Segoe UI" w:cs="Segoe UI"/>
           <w:color w:val="1A1A1A"/>
@@ -11496,7 +11490,7 @@
     <w:p>
       <w:pPr>
         <w:shd w:val="clear" w:color="auto" w:fill="FFF8E8"/>
-        <w:divId w:val="1852910719"/>
+        <w:divId w:val="1172722699"/>
         <w:rPr>
           <w:rFonts w:ascii="Segoe UI" w:eastAsia="Times New Roman" w:hAnsi="Segoe UI" w:cs="Segoe UI"/>
           <w:color w:val="1A1A1A"/>
@@ -11552,7 +11546,7 @@
           <w:rFonts w:eastAsia="Times New Roman"/>
         </w:rPr>
       </w:pPr>
-      <w:bookmarkStart w:id="21" w:name="_Toc239168792"/>
+      <w:bookmarkStart w:id="21" w:name="_Toc239543409"/>
       <w:r>
         <w:rPr>
           <w:rFonts w:eastAsia="Times New Roman"/>
@@ -11630,7 +11624,7 @@
     <w:p>
       <w:pPr>
         <w:shd w:val="clear" w:color="auto" w:fill="FFF4F4"/>
-        <w:divId w:val="611673388"/>
+        <w:divId w:val="1506936940"/>
         <w:rPr>
           <w:rFonts w:ascii="Segoe UI" w:eastAsia="Times New Roman" w:hAnsi="Segoe UI" w:cs="Segoe UI"/>
           <w:color w:val="1A1A1A"/>
@@ -11741,7 +11735,7 @@
           <w:rFonts w:eastAsia="Times New Roman"/>
         </w:rPr>
       </w:pPr>
-      <w:bookmarkStart w:id="22" w:name="_Toc239168793"/>
+      <w:bookmarkStart w:id="22" w:name="_Toc239543410"/>
       <w:r>
         <w:rPr>
           <w:rFonts w:eastAsia="Times New Roman"/>
@@ -11769,7 +11763,7 @@
           <w:szCs w:val="22"/>
         </w:rPr>
         <w:drawing>
-          <wp:inline distT="0" distB="0" distL="0" distR="0" wp14:anchorId="70A5BA3B" wp14:editId="76D54B65">
+          <wp:inline distT="0" distB="0" distL="0" distR="0" wp14:anchorId="57C585DF" wp14:editId="0C0864AE">
             <wp:extent cx="5969000" cy="4297680"/>
             <wp:effectExtent l="0" t="0" r="0" b="7620"/>
             <wp:docPr id="2" name="Picture 2"/>
@@ -11927,7 +11921,7 @@
     <w:p>
       <w:pPr>
         <w:shd w:val="clear" w:color="auto" w:fill="F7F9FC"/>
-        <w:divId w:val="1963225339"/>
+        <w:divId w:val="490567330"/>
         <w:rPr>
           <w:rFonts w:ascii="Segoe UI" w:eastAsia="Times New Roman" w:hAnsi="Segoe UI" w:cs="Segoe UI"/>
           <w:color w:val="1A1A1A"/>
@@ -12363,7 +12357,7 @@
     <w:p>
       <w:pPr>
         <w:shd w:val="clear" w:color="auto" w:fill="FFF8E8"/>
-        <w:divId w:val="1771464585"/>
+        <w:divId w:val="1112046855"/>
         <w:rPr>
           <w:rFonts w:ascii="Segoe UI" w:eastAsia="Times New Roman" w:hAnsi="Segoe UI" w:cs="Segoe UI"/>
           <w:color w:val="1A1A1A"/>
@@ -12419,7 +12413,7 @@
     <w:p>
       <w:pPr>
         <w:shd w:val="clear" w:color="auto" w:fill="FFF4F4"/>
-        <w:divId w:val="163981807"/>
+        <w:divId w:val="771122754"/>
         <w:rPr>
           <w:rFonts w:ascii="Segoe UI" w:eastAsia="Times New Roman" w:hAnsi="Segoe UI" w:cs="Segoe UI"/>
           <w:color w:val="1A1A1A"/>
@@ -12649,7 +12643,7 @@
           <w:rFonts w:eastAsia="Times New Roman"/>
         </w:rPr>
       </w:pPr>
-      <w:bookmarkStart w:id="23" w:name="_Toc239168794"/>
+      <w:bookmarkStart w:id="23" w:name="_Toc239543411"/>
       <w:r>
         <w:rPr>
           <w:rFonts w:eastAsia="Times New Roman"/>
@@ -12711,7 +12705,7 @@
     <w:p>
       <w:pPr>
         <w:shd w:val="clear" w:color="auto" w:fill="F7F9FC"/>
-        <w:divId w:val="1370571731"/>
+        <w:divId w:val="712776804"/>
         <w:rPr>
           <w:rFonts w:ascii="Segoe UI" w:eastAsia="Times New Roman" w:hAnsi="Segoe UI" w:cs="Segoe UI"/>
           <w:color w:val="1A1A1A"/>
@@ -12877,7 +12871,7 @@
     <w:p>
       <w:pPr>
         <w:shd w:val="clear" w:color="auto" w:fill="FFF8E8"/>
-        <w:divId w:val="183129761"/>
+        <w:divId w:val="875848851"/>
         <w:rPr>
           <w:rFonts w:ascii="Segoe UI" w:eastAsia="Times New Roman" w:hAnsi="Segoe UI" w:cs="Segoe UI"/>
           <w:color w:val="1A1A1A"/>
@@ -12962,7 +12956,7 @@
           <w:rFonts w:eastAsia="Times New Roman"/>
         </w:rPr>
       </w:pPr>
-      <w:bookmarkStart w:id="24" w:name="_Toc239168795"/>
+      <w:bookmarkStart w:id="24" w:name="_Toc239543412"/>
       <w:r>
         <w:rPr>
           <w:rFonts w:eastAsia="Times New Roman"/>
@@ -13112,7 +13106,7 @@
     <w:p>
       <w:pPr>
         <w:shd w:val="clear" w:color="auto" w:fill="FFF8E8"/>
-        <w:divId w:val="70083204"/>
+        <w:divId w:val="20907850"/>
         <w:rPr>
           <w:rFonts w:ascii="Segoe UI" w:eastAsia="Times New Roman" w:hAnsi="Segoe UI" w:cs="Segoe UI"/>
           <w:color w:val="1A1A1A"/>
@@ -13553,7 +13547,7 @@
     <w:p>
       <w:pPr>
         <w:shd w:val="clear" w:color="auto" w:fill="FFF4F4"/>
-        <w:divId w:val="231815393"/>
+        <w:divId w:val="1796177236"/>
         <w:rPr>
           <w:rFonts w:ascii="Segoe UI" w:eastAsia="Times New Roman" w:hAnsi="Segoe UI" w:cs="Segoe UI"/>
           <w:color w:val="1A1A1A"/>
@@ -13842,7 +13836,7 @@
           <w:rFonts w:eastAsia="Times New Roman"/>
         </w:rPr>
       </w:pPr>
-      <w:bookmarkStart w:id="25" w:name="_Toc239168796"/>
+      <w:bookmarkStart w:id="25" w:name="_Toc239543413"/>
       <w:r>
         <w:rPr>
           <w:rFonts w:eastAsia="Times New Roman"/>
@@ -13948,7 +13942,7 @@
     <w:p>
       <w:pPr>
         <w:shd w:val="clear" w:color="auto" w:fill="FFF4F4"/>
-        <w:divId w:val="511652456"/>
+        <w:divId w:val="957755757"/>
         <w:rPr>
           <w:rFonts w:ascii="Segoe UI" w:eastAsia="Times New Roman" w:hAnsi="Segoe UI" w:cs="Segoe UI"/>
           <w:color w:val="1A1A1A"/>
@@ -14208,7 +14202,7 @@
     <w:p>
       <w:pPr>
         <w:shd w:val="clear" w:color="auto" w:fill="F7F9FC"/>
-        <w:divId w:val="1582181140"/>
+        <w:divId w:val="680162859"/>
         <w:rPr>
           <w:rFonts w:ascii="Segoe UI" w:eastAsia="Times New Roman" w:hAnsi="Segoe UI" w:cs="Segoe UI"/>
           <w:color w:val="1A1A1A"/>
@@ -14460,7 +14454,7 @@
           <w:rFonts w:eastAsia="Times New Roman"/>
         </w:rPr>
       </w:pPr>
-      <w:bookmarkStart w:id="26" w:name="_Toc239168797"/>
+      <w:bookmarkStart w:id="26" w:name="_Toc239543414"/>
       <w:r>
         <w:rPr>
           <w:rFonts w:eastAsia="Times New Roman"/>
@@ -15192,7 +15186,7 @@
           <w:rFonts w:eastAsia="Times New Roman"/>
         </w:rPr>
       </w:pPr>
-      <w:bookmarkStart w:id="27" w:name="_Toc239168798"/>
+      <w:bookmarkStart w:id="27" w:name="_Toc239543415"/>
       <w:r>
         <w:rPr>
           <w:rFonts w:eastAsia="Times New Roman"/>
@@ -15425,7 +15419,7 @@
     <w:p>
       <w:pPr>
         <w:shd w:val="clear" w:color="auto" w:fill="FFF8E8"/>
-        <w:divId w:val="180433454"/>
+        <w:divId w:val="1657999139"/>
         <w:rPr>
           <w:rFonts w:ascii="Segoe UI" w:eastAsia="Times New Roman" w:hAnsi="Segoe UI" w:cs="Segoe UI"/>
           <w:color w:val="1A1A1A"/>
@@ -15695,7 +15689,7 @@
           <w:rFonts w:eastAsia="Times New Roman"/>
         </w:rPr>
       </w:pPr>
-      <w:bookmarkStart w:id="28" w:name="_Toc239168799"/>
+      <w:bookmarkStart w:id="28" w:name="_Toc239543416"/>
       <w:r>
         <w:rPr>
           <w:rFonts w:eastAsia="Times New Roman"/>
@@ -15846,7 +15840,7 @@
     <w:p>
       <w:pPr>
         <w:shd w:val="clear" w:color="auto" w:fill="F7F9FC"/>
-        <w:divId w:val="930048333"/>
+        <w:divId w:val="1247037065"/>
         <w:rPr>
           <w:rFonts w:ascii="Segoe UI" w:eastAsia="Times New Roman" w:hAnsi="Segoe UI" w:cs="Segoe UI"/>
           <w:color w:val="1A1A1A"/>
@@ -16014,7 +16008,7 @@
     <w:p>
       <w:pPr>
         <w:shd w:val="clear" w:color="auto" w:fill="FFF4F4"/>
-        <w:divId w:val="1517308863"/>
+        <w:divId w:val="340594966"/>
         <w:rPr>
           <w:rFonts w:ascii="Segoe UI" w:eastAsia="Times New Roman" w:hAnsi="Segoe UI" w:cs="Segoe UI"/>
           <w:color w:val="1A1A1A"/>
@@ -16305,7 +16299,7 @@
           <w:rFonts w:eastAsia="Times New Roman"/>
         </w:rPr>
       </w:pPr>
-      <w:bookmarkStart w:id="29" w:name="_Toc239168800"/>
+      <w:bookmarkStart w:id="29" w:name="_Toc239543417"/>
       <w:r>
         <w:rPr>
           <w:rFonts w:eastAsia="Times New Roman"/>
@@ -16386,7 +16380,7 @@
     <w:p>
       <w:pPr>
         <w:shd w:val="clear" w:color="auto" w:fill="FFF4F4"/>
-        <w:divId w:val="83384844"/>
+        <w:divId w:val="2128817586"/>
         <w:rPr>
           <w:rFonts w:ascii="Segoe UI" w:eastAsia="Times New Roman" w:hAnsi="Segoe UI" w:cs="Segoe UI"/>
           <w:color w:val="1A1A1A"/>
@@ -16886,7 +16880,7 @@
     <w:p>
       <w:pPr>
         <w:shd w:val="clear" w:color="auto" w:fill="F7F9FC"/>
-        <w:divId w:val="744452929"/>
+        <w:divId w:val="295373578"/>
         <w:rPr>
           <w:rFonts w:ascii="Segoe UI" w:eastAsia="Times New Roman" w:hAnsi="Segoe UI" w:cs="Segoe UI"/>
           <w:color w:val="1A1A1A"/>
@@ -16967,7 +16961,7 @@
           <w:rFonts w:eastAsia="Times New Roman"/>
         </w:rPr>
       </w:pPr>
-      <w:bookmarkStart w:id="30" w:name="_Toc239168801"/>
+      <w:bookmarkStart w:id="30" w:name="_Toc239543418"/>
       <w:r>
         <w:rPr>
           <w:rFonts w:eastAsia="Times New Roman"/>
@@ -18368,9 +18362,9 @@
 <file path=word/numbering.xml><?xml version="1.0" encoding="utf-8"?>
 <w:numbering xmlns:wpc="http://schemas.microsoft.com/office/word/2010/wordprocessingCanvas" xmlns:cx="http://schemas.microsoft.com/office/drawing/2014/chartex" xmlns:cx1="http://schemas.microsoft.com/office/drawing/2015/9/8/chartex" xmlns:cx2="http://schemas.microsoft.com/office/drawing/2015/10/21/chartex" xmlns:cx3="http://schemas.microsoft.com/office/drawing/2016/5/9/chartex" xmlns:cx4="http://schemas.microsoft.com/office/drawing/2016/5/10/chartex" xmlns:cx5="http://schemas.microsoft.com/office/drawing/2016/5/11/chartex" xmlns:cx6="http://schemas.microsoft.com/office/drawing/2016/5/12/chartex" xmlns:cx7="http://schemas.microsoft.com/office/drawing/2016/5/13/chartex" xmlns:cx8="http://schemas.microsoft.com/office/drawing/2016/5/14/chartex" xmlns:mc="http://schemas.openxmlformats.org/markup-compatibility/2006" xmlns:aink="http://schemas.microsoft.com/office/drawing/2016/ink" xmlns:am3d="http://schemas.microsoft.com/office/drawing/2017/model3d" xmlns:o="urn:schemas-microsoft-com:office:office" xmlns:oel="http://schemas.microsoft.com/office/2019/extlst" xmlns:r="http://schemas.openxmlformats.org/officeDocument/2006/relationships" xmlns:m="http://schemas.openxmlformats.org/officeDocument/2006/math" xmlns:v="urn:schemas-microsoft-com:vml" xmlns:wp14="http://schemas.microsoft.com/office/word/2010/wordprocessingDrawing" xmlns:wp="http://schemas.openxmlformats.org/drawingml/2006/wordprocessingDrawing" xmlns:w10="urn:schemas-microsoft-com:office:word" xmlns:w="http://schemas.openxmlformats.org/wordprocessingml/2006/main" xmlns:w14="http://schemas.microsoft.com/office/word/2010/wordml" xmlns:w15="http://schemas.microsoft.com/office/word/2012/wordml" xmlns:w16cex="http://schemas.microsoft.com/office/word/2018/wordml/cex" xmlns:w16cid="http://schemas.microsoft.com/office/word/2016/wordml/cid" xmlns:w16="http://schemas.microsoft.com/office/word/2018/wordml" xmlns:w16du="http://schemas.microsoft.com/office/word/2023/wordml/word16du" xmlns:w16sdtdh="http://schemas.microsoft.com/office/word/2020/wordml/sdtdatahash" xmlns:w16sdtfl="http://schemas.microsoft.com/office/word/2024/wordml/sdtformatlock" xmlns:w16se="http://schemas.microsoft.com/office/word/2015/wordml/symex" xmlns:wpg="http://schemas.microsoft.com/office/word/2010/wordprocessingGroup" xmlns:wpi="http://schemas.microsoft.com/office/word/2010/wordprocessingInk" xmlns:wne="http://schemas.microsoft.com/office/word/2006/wordml" xmlns:wps="http://schemas.microsoft.com/office/word/2010/wordprocessingShape" mc:Ignorable="w14 w15 w16se w16cid w16 w16cex w16sdtdh w16sdtfl w16du wp14">
   <w:abstractNum w:abstractNumId="0" w15:restartNumberingAfterBreak="0">
-    <w:nsid w:val="0E771D2D"/>
+    <w:nsid w:val="138A3938"/>
     <w:multiLevelType w:val="multilevel"/>
-    <w:tmpl w:val="F8D226F8"/>
+    <w:tmpl w:val="C798A870"/>
     <w:lvl w:ilvl="0">
       <w:start w:val="1"/>
       <w:numFmt w:val="decimal"/>
@@ -18481,9 +18475,122 @@
     </w:lvl>
   </w:abstractNum>
   <w:abstractNum w:abstractNumId="1" w15:restartNumberingAfterBreak="0">
-    <w:nsid w:val="160868F5"/>
+    <w:nsid w:val="27411143"/>
     <w:multiLevelType w:val="multilevel"/>
-    <w:tmpl w:val="A5BA54BE"/>
+    <w:tmpl w:val="FB06BD0C"/>
+    <w:lvl w:ilvl="0">
+      <w:start w:val="1"/>
+      <w:numFmt w:val="decimal"/>
+      <w:lvlText w:val="%1."/>
+      <w:lvlJc w:val="left"/>
+      <w:pPr>
+        <w:tabs>
+          <w:tab w:val="num" w:pos="720"/>
+        </w:tabs>
+        <w:ind w:left="720" w:hanging="360"/>
+      </w:pPr>
+    </w:lvl>
+    <w:lvl w:ilvl="1" w:tentative="1">
+      <w:start w:val="1"/>
+      <w:numFmt w:val="decimal"/>
+      <w:lvlText w:val="%2."/>
+      <w:lvlJc w:val="left"/>
+      <w:pPr>
+        <w:tabs>
+          <w:tab w:val="num" w:pos="1440"/>
+        </w:tabs>
+        <w:ind w:left="1440" w:hanging="360"/>
+      </w:pPr>
+    </w:lvl>
+    <w:lvl w:ilvl="2" w:tentative="1">
+      <w:start w:val="1"/>
+      <w:numFmt w:val="decimal"/>
+      <w:lvlText w:val="%3."/>
+      <w:lvlJc w:val="left"/>
+      <w:pPr>
+        <w:tabs>
+          <w:tab w:val="num" w:pos="2160"/>
+        </w:tabs>
+        <w:ind w:left="2160" w:hanging="360"/>
+      </w:pPr>
+    </w:lvl>
+    <w:lvl w:ilvl="3" w:tentative="1">
+      <w:start w:val="1"/>
+      <w:numFmt w:val="decimal"/>
+      <w:lvlText w:val="%4."/>
+      <w:lvlJc w:val="left"/>
+      <w:pPr>
+        <w:tabs>
+          <w:tab w:val="num" w:pos="2880"/>
+        </w:tabs>
+        <w:ind w:left="2880" w:hanging="360"/>
+      </w:pPr>
+    </w:lvl>
+    <w:lvl w:ilvl="4" w:tentative="1">
+      <w:start w:val="1"/>
+      <w:numFmt w:val="decimal"/>
+      <w:lvlText w:val="%5."/>
+      <w:lvlJc w:val="left"/>
+      <w:pPr>
+        <w:tabs>
+          <w:tab w:val="num" w:pos="3600"/>
+        </w:tabs>
+        <w:ind w:left="3600" w:hanging="360"/>
+      </w:pPr>
+    </w:lvl>
+    <w:lvl w:ilvl="5" w:tentative="1">
+      <w:start w:val="1"/>
+      <w:numFmt w:val="decimal"/>
+      <w:lvlText w:val="%6."/>
+      <w:lvlJc w:val="left"/>
+      <w:pPr>
+        <w:tabs>
+          <w:tab w:val="num" w:pos="4320"/>
+        </w:tabs>
+        <w:ind w:left="4320" w:hanging="360"/>
+      </w:pPr>
+    </w:lvl>
+    <w:lvl w:ilvl="6" w:tentative="1">
+      <w:start w:val="1"/>
+      <w:numFmt w:val="decimal"/>
+      <w:lvlText w:val="%7."/>
+      <w:lvlJc w:val="left"/>
+      <w:pPr>
+        <w:tabs>
+          <w:tab w:val="num" w:pos="5040"/>
+        </w:tabs>
+        <w:ind w:left="5040" w:hanging="360"/>
+      </w:pPr>
+    </w:lvl>
+    <w:lvl w:ilvl="7" w:tentative="1">
+      <w:start w:val="1"/>
+      <w:numFmt w:val="decimal"/>
+      <w:lvlText w:val="%8."/>
+      <w:lvlJc w:val="left"/>
+      <w:pPr>
+        <w:tabs>
+          <w:tab w:val="num" w:pos="5760"/>
+        </w:tabs>
+        <w:ind w:left="5760" w:hanging="360"/>
+      </w:pPr>
+    </w:lvl>
+    <w:lvl w:ilvl="8" w:tentative="1">
+      <w:start w:val="1"/>
+      <w:numFmt w:val="decimal"/>
+      <w:lvlText w:val="%9."/>
+      <w:lvlJc w:val="left"/>
+      <w:pPr>
+        <w:tabs>
+          <w:tab w:val="num" w:pos="6480"/>
+        </w:tabs>
+        <w:ind w:left="6480" w:hanging="360"/>
+      </w:pPr>
+    </w:lvl>
+  </w:abstractNum>
+  <w:abstractNum w:abstractNumId="2" w15:restartNumberingAfterBreak="0">
+    <w:nsid w:val="27BB6BF0"/>
+    <w:multiLevelType w:val="multilevel"/>
+    <w:tmpl w:val="6C627C54"/>
     <w:lvl w:ilvl="0">
       <w:start w:val="1"/>
       <w:numFmt w:val="bullet"/>
@@ -18629,10 +18736,10 @@
       </w:rPr>
     </w:lvl>
   </w:abstractNum>
-  <w:abstractNum w:abstractNumId="2" w15:restartNumberingAfterBreak="0">
-    <w:nsid w:val="18BF0704"/>
+  <w:abstractNum w:abstractNumId="3" w15:restartNumberingAfterBreak="0">
+    <w:nsid w:val="3DF0526A"/>
     <w:multiLevelType w:val="multilevel"/>
-    <w:tmpl w:val="983828EE"/>
+    <w:tmpl w:val="F97A8468"/>
     <w:lvl w:ilvl="0">
       <w:start w:val="1"/>
       <w:numFmt w:val="decimal"/>
@@ -18742,10 +18849,10 @@
       </w:pPr>
     </w:lvl>
   </w:abstractNum>
-  <w:abstractNum w:abstractNumId="3" w15:restartNumberingAfterBreak="0">
-    <w:nsid w:val="257E7AA2"/>
+  <w:abstractNum w:abstractNumId="4" w15:restartNumberingAfterBreak="0">
+    <w:nsid w:val="51597ED3"/>
     <w:multiLevelType w:val="multilevel"/>
-    <w:tmpl w:val="BA3663B2"/>
+    <w:tmpl w:val="5D761648"/>
     <w:lvl w:ilvl="0">
       <w:start w:val="1"/>
       <w:numFmt w:val="bullet"/>
@@ -18891,10 +18998,236 @@
       </w:rPr>
     </w:lvl>
   </w:abstractNum>
-  <w:abstractNum w:abstractNumId="4" w15:restartNumberingAfterBreak="0">
-    <w:nsid w:val="324E21A0"/>
+  <w:abstractNum w:abstractNumId="5" w15:restartNumberingAfterBreak="0">
+    <w:nsid w:val="579006AE"/>
     <w:multiLevelType w:val="multilevel"/>
-    <w:tmpl w:val="7D7ECA90"/>
+    <w:tmpl w:val="0784B866"/>
+    <w:lvl w:ilvl="0">
+      <w:start w:val="1"/>
+      <w:numFmt w:val="decimal"/>
+      <w:lvlText w:val="%1."/>
+      <w:lvlJc w:val="left"/>
+      <w:pPr>
+        <w:tabs>
+          <w:tab w:val="num" w:pos="720"/>
+        </w:tabs>
+        <w:ind w:left="720" w:hanging="360"/>
+      </w:pPr>
+    </w:lvl>
+    <w:lvl w:ilvl="1" w:tentative="1">
+      <w:start w:val="1"/>
+      <w:numFmt w:val="decimal"/>
+      <w:lvlText w:val="%2."/>
+      <w:lvlJc w:val="left"/>
+      <w:pPr>
+        <w:tabs>
+          <w:tab w:val="num" w:pos="1440"/>
+        </w:tabs>
+        <w:ind w:left="1440" w:hanging="360"/>
+      </w:pPr>
+    </w:lvl>
+    <w:lvl w:ilvl="2" w:tentative="1">
+      <w:start w:val="1"/>
+      <w:numFmt w:val="decimal"/>
+      <w:lvlText w:val="%3."/>
+      <w:lvlJc w:val="left"/>
+      <w:pPr>
+        <w:tabs>
+          <w:tab w:val="num" w:pos="2160"/>
+        </w:tabs>
+        <w:ind w:left="2160" w:hanging="360"/>
+      </w:pPr>
+    </w:lvl>
+    <w:lvl w:ilvl="3" w:tentative="1">
+      <w:start w:val="1"/>
+      <w:numFmt w:val="decimal"/>
+      <w:lvlText w:val="%4."/>
+      <w:lvlJc w:val="left"/>
+      <w:pPr>
+        <w:tabs>
+          <w:tab w:val="num" w:pos="2880"/>
+        </w:tabs>
+        <w:ind w:left="2880" w:hanging="360"/>
+      </w:pPr>
+    </w:lvl>
+    <w:lvl w:ilvl="4" w:tentative="1">
+      <w:start w:val="1"/>
+      <w:numFmt w:val="decimal"/>
+      <w:lvlText w:val="%5."/>
+      <w:lvlJc w:val="left"/>
+      <w:pPr>
+        <w:tabs>
+          <w:tab w:val="num" w:pos="3600"/>
+        </w:tabs>
+        <w:ind w:left="3600" w:hanging="360"/>
+      </w:pPr>
+    </w:lvl>
+    <w:lvl w:ilvl="5" w:tentative="1">
+      <w:start w:val="1"/>
+      <w:numFmt w:val="decimal"/>
+      <w:lvlText w:val="%6."/>
+      <w:lvlJc w:val="left"/>
+      <w:pPr>
+        <w:tabs>
+          <w:tab w:val="num" w:pos="4320"/>
+        </w:tabs>
+        <w:ind w:left="4320" w:hanging="360"/>
+      </w:pPr>
+    </w:lvl>
+    <w:lvl w:ilvl="6" w:tentative="1">
+      <w:start w:val="1"/>
+      <w:numFmt w:val="decimal"/>
+      <w:lvlText w:val="%7."/>
+      <w:lvlJc w:val="left"/>
+      <w:pPr>
+        <w:tabs>
+          <w:tab w:val="num" w:pos="5040"/>
+        </w:tabs>
+        <w:ind w:left="5040" w:hanging="360"/>
+      </w:pPr>
+    </w:lvl>
+    <w:lvl w:ilvl="7" w:tentative="1">
+      <w:start w:val="1"/>
+      <w:numFmt w:val="decimal"/>
+      <w:lvlText w:val="%8."/>
+      <w:lvlJc w:val="left"/>
+      <w:pPr>
+        <w:tabs>
+          <w:tab w:val="num" w:pos="5760"/>
+        </w:tabs>
+        <w:ind w:left="5760" w:hanging="360"/>
+      </w:pPr>
+    </w:lvl>
+    <w:lvl w:ilvl="8" w:tentative="1">
+      <w:start w:val="1"/>
+      <w:numFmt w:val="decimal"/>
+      <w:lvlText w:val="%9."/>
+      <w:lvlJc w:val="left"/>
+      <w:pPr>
+        <w:tabs>
+          <w:tab w:val="num" w:pos="6480"/>
+        </w:tabs>
+        <w:ind w:left="6480" w:hanging="360"/>
+      </w:pPr>
+    </w:lvl>
+  </w:abstractNum>
+  <w:abstractNum w:abstractNumId="6" w15:restartNumberingAfterBreak="0">
+    <w:nsid w:val="74466BC3"/>
+    <w:multiLevelType w:val="multilevel"/>
+    <w:tmpl w:val="B82ADACA"/>
+    <w:lvl w:ilvl="0">
+      <w:start w:val="1"/>
+      <w:numFmt w:val="decimal"/>
+      <w:lvlText w:val="%1."/>
+      <w:lvlJc w:val="left"/>
+      <w:pPr>
+        <w:tabs>
+          <w:tab w:val="num" w:pos="720"/>
+        </w:tabs>
+        <w:ind w:left="720" w:hanging="360"/>
+      </w:pPr>
+    </w:lvl>
+    <w:lvl w:ilvl="1" w:tentative="1">
+      <w:start w:val="1"/>
+      <w:numFmt w:val="decimal"/>
+      <w:lvlText w:val="%2."/>
+      <w:lvlJc w:val="left"/>
+      <w:pPr>
+        <w:tabs>
+          <w:tab w:val="num" w:pos="1440"/>
+        </w:tabs>
+        <w:ind w:left="1440" w:hanging="360"/>
+      </w:pPr>
+    </w:lvl>
+    <w:lvl w:ilvl="2" w:tentative="1">
+      <w:start w:val="1"/>
+      <w:numFmt w:val="decimal"/>
+      <w:lvlText w:val="%3."/>
+      <w:lvlJc w:val="left"/>
+      <w:pPr>
+        <w:tabs>
+          <w:tab w:val="num" w:pos="2160"/>
+        </w:tabs>
+        <w:ind w:left="2160" w:hanging="360"/>
+      </w:pPr>
+    </w:lvl>
+    <w:lvl w:ilvl="3" w:tentative="1">
+      <w:start w:val="1"/>
+      <w:numFmt w:val="decimal"/>
+      <w:lvlText w:val="%4."/>
+      <w:lvlJc w:val="left"/>
+      <w:pPr>
+        <w:tabs>
+          <w:tab w:val="num" w:pos="2880"/>
+        </w:tabs>
+        <w:ind w:left="2880" w:hanging="360"/>
+      </w:pPr>
+    </w:lvl>
+    <w:lvl w:ilvl="4" w:tentative="1">
+      <w:start w:val="1"/>
+      <w:numFmt w:val="decimal"/>
+      <w:lvlText w:val="%5."/>
+      <w:lvlJc w:val="left"/>
+      <w:pPr>
+        <w:tabs>
+          <w:tab w:val="num" w:pos="3600"/>
+        </w:tabs>
+        <w:ind w:left="3600" w:hanging="360"/>
+      </w:pPr>
+    </w:lvl>
+    <w:lvl w:ilvl="5" w:tentative="1">
+      <w:start w:val="1"/>
+      <w:numFmt w:val="decimal"/>
+      <w:lvlText w:val="%6."/>
+      <w:lvlJc w:val="left"/>
+      <w:pPr>
+        <w:tabs>
+          <w:tab w:val="num" w:pos="4320"/>
+        </w:tabs>
+        <w:ind w:left="4320" w:hanging="360"/>
+      </w:pPr>
+    </w:lvl>
+    <w:lvl w:ilvl="6" w:tentative="1">
+      <w:start w:val="1"/>
+      <w:numFmt w:val="decimal"/>
+      <w:lvlText w:val="%7."/>
+      <w:lvlJc w:val="left"/>
+      <w:pPr>
+        <w:tabs>
+          <w:tab w:val="num" w:pos="5040"/>
+        </w:tabs>
+        <w:ind w:left="5040" w:hanging="360"/>
+      </w:pPr>
+    </w:lvl>
+    <w:lvl w:ilvl="7" w:tentative="1">
+      <w:start w:val="1"/>
+      <w:numFmt w:val="decimal"/>
+      <w:lvlText w:val="%8."/>
+      <w:lvlJc w:val="left"/>
+      <w:pPr>
+        <w:tabs>
+          <w:tab w:val="num" w:pos="5760"/>
+        </w:tabs>
+        <w:ind w:left="5760" w:hanging="360"/>
+      </w:pPr>
+    </w:lvl>
+    <w:lvl w:ilvl="8" w:tentative="1">
+      <w:start w:val="1"/>
+      <w:numFmt w:val="decimal"/>
+      <w:lvlText w:val="%9."/>
+      <w:lvlJc w:val="left"/>
+      <w:pPr>
+        <w:tabs>
+          <w:tab w:val="num" w:pos="6480"/>
+        </w:tabs>
+        <w:ind w:left="6480" w:hanging="360"/>
+      </w:pPr>
+    </w:lvl>
+  </w:abstractNum>
+  <w:abstractNum w:abstractNumId="7" w15:restartNumberingAfterBreak="0">
+    <w:nsid w:val="76915CF4"/>
+    <w:multiLevelType w:val="multilevel"/>
+    <w:tmpl w:val="A106CB4E"/>
     <w:lvl w:ilvl="0">
       <w:start w:val="1"/>
       <w:numFmt w:val="bullet"/>
@@ -19040,123 +19373,10 @@
       </w:rPr>
     </w:lvl>
   </w:abstractNum>
-  <w:abstractNum w:abstractNumId="5" w15:restartNumberingAfterBreak="0">
-    <w:nsid w:val="40B408FB"/>
+  <w:abstractNum w:abstractNumId="8" w15:restartNumberingAfterBreak="0">
+    <w:nsid w:val="7A6678E7"/>
     <w:multiLevelType w:val="multilevel"/>
-    <w:tmpl w:val="612EAD58"/>
-    <w:lvl w:ilvl="0">
-      <w:start w:val="1"/>
-      <w:numFmt w:val="decimal"/>
-      <w:lvlText w:val="%1."/>
-      <w:lvlJc w:val="left"/>
-      <w:pPr>
-        <w:tabs>
-          <w:tab w:val="num" w:pos="720"/>
-        </w:tabs>
-        <w:ind w:left="720" w:hanging="360"/>
-      </w:pPr>
-    </w:lvl>
-    <w:lvl w:ilvl="1" w:tentative="1">
-      <w:start w:val="1"/>
-      <w:numFmt w:val="decimal"/>
-      <w:lvlText w:val="%2."/>
-      <w:lvlJc w:val="left"/>
-      <w:pPr>
-        <w:tabs>
-          <w:tab w:val="num" w:pos="1440"/>
-        </w:tabs>
-        <w:ind w:left="1440" w:hanging="360"/>
-      </w:pPr>
-    </w:lvl>
-    <w:lvl w:ilvl="2" w:tentative="1">
-      <w:start w:val="1"/>
-      <w:numFmt w:val="decimal"/>
-      <w:lvlText w:val="%3."/>
-      <w:lvlJc w:val="left"/>
-      <w:pPr>
-        <w:tabs>
-          <w:tab w:val="num" w:pos="2160"/>
-        </w:tabs>
-        <w:ind w:left="2160" w:hanging="360"/>
-      </w:pPr>
-    </w:lvl>
-    <w:lvl w:ilvl="3" w:tentative="1">
-      <w:start w:val="1"/>
-      <w:numFmt w:val="decimal"/>
-      <w:lvlText w:val="%4."/>
-      <w:lvlJc w:val="left"/>
-      <w:pPr>
-        <w:tabs>
-          <w:tab w:val="num" w:pos="2880"/>
-        </w:tabs>
-        <w:ind w:left="2880" w:hanging="360"/>
-      </w:pPr>
-    </w:lvl>
-    <w:lvl w:ilvl="4" w:tentative="1">
-      <w:start w:val="1"/>
-      <w:numFmt w:val="decimal"/>
-      <w:lvlText w:val="%5."/>
-      <w:lvlJc w:val="left"/>
-      <w:pPr>
-        <w:tabs>
-          <w:tab w:val="num" w:pos="3600"/>
-        </w:tabs>
-        <w:ind w:left="3600" w:hanging="360"/>
-      </w:pPr>
-    </w:lvl>
-    <w:lvl w:ilvl="5" w:tentative="1">
-      <w:start w:val="1"/>
-      <w:numFmt w:val="decimal"/>
-      <w:lvlText w:val="%6."/>
-      <w:lvlJc w:val="left"/>
-      <w:pPr>
-        <w:tabs>
-          <w:tab w:val="num" w:pos="4320"/>
-        </w:tabs>
-        <w:ind w:left="4320" w:hanging="360"/>
-      </w:pPr>
-    </w:lvl>
-    <w:lvl w:ilvl="6" w:tentative="1">
-      <w:start w:val="1"/>
-      <w:numFmt w:val="decimal"/>
-      <w:lvlText w:val="%7."/>
-      <w:lvlJc w:val="left"/>
-      <w:pPr>
-        <w:tabs>
-          <w:tab w:val="num" w:pos="5040"/>
-        </w:tabs>
-        <w:ind w:left="5040" w:hanging="360"/>
-      </w:pPr>
-    </w:lvl>
-    <w:lvl w:ilvl="7" w:tentative="1">
-      <w:start w:val="1"/>
-      <w:numFmt w:val="decimal"/>
-      <w:lvlText w:val="%8."/>
-      <w:lvlJc w:val="left"/>
-      <w:pPr>
-        <w:tabs>
-          <w:tab w:val="num" w:pos="5760"/>
-        </w:tabs>
-        <w:ind w:left="5760" w:hanging="360"/>
-      </w:pPr>
-    </w:lvl>
-    <w:lvl w:ilvl="8" w:tentative="1">
-      <w:start w:val="1"/>
-      <w:numFmt w:val="decimal"/>
-      <w:lvlText w:val="%9."/>
-      <w:lvlJc w:val="left"/>
-      <w:pPr>
-        <w:tabs>
-          <w:tab w:val="num" w:pos="6480"/>
-        </w:tabs>
-        <w:ind w:left="6480" w:hanging="360"/>
-      </w:pPr>
-    </w:lvl>
-  </w:abstractNum>
-  <w:abstractNum w:abstractNumId="6" w15:restartNumberingAfterBreak="0">
-    <w:nsid w:val="5FAE6A63"/>
-    <w:multiLevelType w:val="multilevel"/>
-    <w:tmpl w:val="DDD01EC0"/>
+    <w:tmpl w:val="04F0E3BA"/>
     <w:lvl w:ilvl="0">
       <w:start w:val="1"/>
       <w:numFmt w:val="bullet"/>
@@ -19302,258 +19522,32 @@
       </w:rPr>
     </w:lvl>
   </w:abstractNum>
-  <w:abstractNum w:abstractNumId="7" w15:restartNumberingAfterBreak="0">
-    <w:nsid w:val="732F2D75"/>
-    <w:multiLevelType w:val="multilevel"/>
-    <w:tmpl w:val="1B62054C"/>
-    <w:lvl w:ilvl="0">
-      <w:start w:val="1"/>
-      <w:numFmt w:val="decimal"/>
-      <w:lvlText w:val="%1."/>
-      <w:lvlJc w:val="left"/>
-      <w:pPr>
-        <w:tabs>
-          <w:tab w:val="num" w:pos="720"/>
-        </w:tabs>
-        <w:ind w:left="720" w:hanging="360"/>
-      </w:pPr>
-    </w:lvl>
-    <w:lvl w:ilvl="1" w:tentative="1">
-      <w:start w:val="1"/>
-      <w:numFmt w:val="decimal"/>
-      <w:lvlText w:val="%2."/>
-      <w:lvlJc w:val="left"/>
-      <w:pPr>
-        <w:tabs>
-          <w:tab w:val="num" w:pos="1440"/>
-        </w:tabs>
-        <w:ind w:left="1440" w:hanging="360"/>
-      </w:pPr>
-    </w:lvl>
-    <w:lvl w:ilvl="2" w:tentative="1">
-      <w:start w:val="1"/>
-      <w:numFmt w:val="decimal"/>
-      <w:lvlText w:val="%3."/>
-      <w:lvlJc w:val="left"/>
-      <w:pPr>
-        <w:tabs>
-          <w:tab w:val="num" w:pos="2160"/>
-        </w:tabs>
-        <w:ind w:left="2160" w:hanging="360"/>
-      </w:pPr>
-    </w:lvl>
-    <w:lvl w:ilvl="3" w:tentative="1">
-      <w:start w:val="1"/>
-      <w:numFmt w:val="decimal"/>
-      <w:lvlText w:val="%4."/>
-      <w:lvlJc w:val="left"/>
-      <w:pPr>
-        <w:tabs>
-          <w:tab w:val="num" w:pos="2880"/>
-        </w:tabs>
-        <w:ind w:left="2880" w:hanging="360"/>
-      </w:pPr>
-    </w:lvl>
-    <w:lvl w:ilvl="4" w:tentative="1">
-      <w:start w:val="1"/>
-      <w:numFmt w:val="decimal"/>
-      <w:lvlText w:val="%5."/>
-      <w:lvlJc w:val="left"/>
-      <w:pPr>
-        <w:tabs>
-          <w:tab w:val="num" w:pos="3600"/>
-        </w:tabs>
-        <w:ind w:left="3600" w:hanging="360"/>
-      </w:pPr>
-    </w:lvl>
-    <w:lvl w:ilvl="5" w:tentative="1">
-      <w:start w:val="1"/>
-      <w:numFmt w:val="decimal"/>
-      <w:lvlText w:val="%6."/>
-      <w:lvlJc w:val="left"/>
-      <w:pPr>
-        <w:tabs>
-          <w:tab w:val="num" w:pos="4320"/>
-        </w:tabs>
-        <w:ind w:left="4320" w:hanging="360"/>
-      </w:pPr>
-    </w:lvl>
-    <w:lvl w:ilvl="6" w:tentative="1">
-      <w:start w:val="1"/>
-      <w:numFmt w:val="decimal"/>
-      <w:lvlText w:val="%7."/>
-      <w:lvlJc w:val="left"/>
-      <w:pPr>
-        <w:tabs>
-          <w:tab w:val="num" w:pos="5040"/>
-        </w:tabs>
-        <w:ind w:left="5040" w:hanging="360"/>
-      </w:pPr>
-    </w:lvl>
-    <w:lvl w:ilvl="7" w:tentative="1">
-      <w:start w:val="1"/>
-      <w:numFmt w:val="decimal"/>
-      <w:lvlText w:val="%8."/>
-      <w:lvlJc w:val="left"/>
-      <w:pPr>
-        <w:tabs>
-          <w:tab w:val="num" w:pos="5760"/>
-        </w:tabs>
-        <w:ind w:left="5760" w:hanging="360"/>
-      </w:pPr>
-    </w:lvl>
-    <w:lvl w:ilvl="8" w:tentative="1">
-      <w:start w:val="1"/>
-      <w:numFmt w:val="decimal"/>
-      <w:lvlText w:val="%9."/>
-      <w:lvlJc w:val="left"/>
-      <w:pPr>
-        <w:tabs>
-          <w:tab w:val="num" w:pos="6480"/>
-        </w:tabs>
-        <w:ind w:left="6480" w:hanging="360"/>
-      </w:pPr>
-    </w:lvl>
-  </w:abstractNum>
-  <w:abstractNum w:abstractNumId="8" w15:restartNumberingAfterBreak="0">
-    <w:nsid w:val="7E5C6FD7"/>
-    <w:multiLevelType w:val="multilevel"/>
-    <w:tmpl w:val="C14C171E"/>
-    <w:lvl w:ilvl="0">
-      <w:start w:val="1"/>
-      <w:numFmt w:val="decimal"/>
-      <w:lvlText w:val="%1."/>
-      <w:lvlJc w:val="left"/>
-      <w:pPr>
-        <w:tabs>
-          <w:tab w:val="num" w:pos="720"/>
-        </w:tabs>
-        <w:ind w:left="720" w:hanging="360"/>
-      </w:pPr>
-    </w:lvl>
-    <w:lvl w:ilvl="1" w:tentative="1">
-      <w:start w:val="1"/>
-      <w:numFmt w:val="decimal"/>
-      <w:lvlText w:val="%2."/>
-      <w:lvlJc w:val="left"/>
-      <w:pPr>
-        <w:tabs>
-          <w:tab w:val="num" w:pos="1440"/>
-        </w:tabs>
-        <w:ind w:left="1440" w:hanging="360"/>
-      </w:pPr>
-    </w:lvl>
-    <w:lvl w:ilvl="2" w:tentative="1">
-      <w:start w:val="1"/>
-      <w:numFmt w:val="decimal"/>
-      <w:lvlText w:val="%3."/>
-      <w:lvlJc w:val="left"/>
-      <w:pPr>
-        <w:tabs>
-          <w:tab w:val="num" w:pos="2160"/>
-        </w:tabs>
-        <w:ind w:left="2160" w:hanging="360"/>
-      </w:pPr>
-    </w:lvl>
-    <w:lvl w:ilvl="3" w:tentative="1">
-      <w:start w:val="1"/>
-      <w:numFmt w:val="decimal"/>
-      <w:lvlText w:val="%4."/>
-      <w:lvlJc w:val="left"/>
-      <w:pPr>
-        <w:tabs>
-          <w:tab w:val="num" w:pos="2880"/>
-        </w:tabs>
-        <w:ind w:left="2880" w:hanging="360"/>
-      </w:pPr>
-    </w:lvl>
-    <w:lvl w:ilvl="4" w:tentative="1">
-      <w:start w:val="1"/>
-      <w:numFmt w:val="decimal"/>
-      <w:lvlText w:val="%5."/>
-      <w:lvlJc w:val="left"/>
-      <w:pPr>
-        <w:tabs>
-          <w:tab w:val="num" w:pos="3600"/>
-        </w:tabs>
-        <w:ind w:left="3600" w:hanging="360"/>
-      </w:pPr>
-    </w:lvl>
-    <w:lvl w:ilvl="5" w:tentative="1">
-      <w:start w:val="1"/>
-      <w:numFmt w:val="decimal"/>
-      <w:lvlText w:val="%6."/>
-      <w:lvlJc w:val="left"/>
-      <w:pPr>
-        <w:tabs>
-          <w:tab w:val="num" w:pos="4320"/>
-        </w:tabs>
-        <w:ind w:left="4320" w:hanging="360"/>
-      </w:pPr>
-    </w:lvl>
-    <w:lvl w:ilvl="6" w:tentative="1">
-      <w:start w:val="1"/>
-      <w:numFmt w:val="decimal"/>
-      <w:lvlText w:val="%7."/>
-      <w:lvlJc w:val="left"/>
-      <w:pPr>
-        <w:tabs>
-          <w:tab w:val="num" w:pos="5040"/>
-        </w:tabs>
-        <w:ind w:left="5040" w:hanging="360"/>
-      </w:pPr>
-    </w:lvl>
-    <w:lvl w:ilvl="7" w:tentative="1">
-      <w:start w:val="1"/>
-      <w:numFmt w:val="decimal"/>
-      <w:lvlText w:val="%8."/>
-      <w:lvlJc w:val="left"/>
-      <w:pPr>
-        <w:tabs>
-          <w:tab w:val="num" w:pos="5760"/>
-        </w:tabs>
-        <w:ind w:left="5760" w:hanging="360"/>
-      </w:pPr>
-    </w:lvl>
-    <w:lvl w:ilvl="8" w:tentative="1">
-      <w:start w:val="1"/>
-      <w:numFmt w:val="decimal"/>
-      <w:lvlText w:val="%9."/>
-      <w:lvlJc w:val="left"/>
-      <w:pPr>
-        <w:tabs>
-          <w:tab w:val="num" w:pos="6480"/>
-        </w:tabs>
-        <w:ind w:left="6480" w:hanging="360"/>
-      </w:pPr>
-    </w:lvl>
-  </w:abstractNum>
-  <w:num w:numId="1" w16cid:durableId="2124693176">
+  <w:num w:numId="1" w16cid:durableId="134371421">
+    <w:abstractNumId w:val="4"/>
+  </w:num>
+  <w:num w:numId="2" w16cid:durableId="1380547218">
+    <w:abstractNumId w:val="5"/>
+  </w:num>
+  <w:num w:numId="3" w16cid:durableId="779296822">
+    <w:abstractNumId w:val="0"/>
+  </w:num>
+  <w:num w:numId="4" w16cid:durableId="194735259">
+    <w:abstractNumId w:val="8"/>
+  </w:num>
+  <w:num w:numId="5" w16cid:durableId="283384637">
+    <w:abstractNumId w:val="3"/>
+  </w:num>
+  <w:num w:numId="6" w16cid:durableId="202257803">
+    <w:abstractNumId w:val="1"/>
+  </w:num>
+  <w:num w:numId="7" w16cid:durableId="325205486">
     <w:abstractNumId w:val="6"/>
   </w:num>
-  <w:num w:numId="2" w16cid:durableId="1282806101">
-    <w:abstractNumId w:val="2"/>
-  </w:num>
-  <w:num w:numId="3" w16cid:durableId="1055155839">
-    <w:abstractNumId w:val="0"/>
-  </w:num>
-  <w:num w:numId="4" w16cid:durableId="304089975">
-    <w:abstractNumId w:val="3"/>
-  </w:num>
-  <w:num w:numId="5" w16cid:durableId="385568619">
-    <w:abstractNumId w:val="8"/>
-  </w:num>
-  <w:num w:numId="6" w16cid:durableId="1138037616">
-    <w:abstractNumId w:val="5"/>
-  </w:num>
-  <w:num w:numId="7" w16cid:durableId="1125807187">
+  <w:num w:numId="8" w16cid:durableId="147479522">
     <w:abstractNumId w:val="7"/>
   </w:num>
-  <w:num w:numId="8" w16cid:durableId="1160000554">
-    <w:abstractNumId w:val="4"/>
-  </w:num>
-  <w:num w:numId="9" w16cid:durableId="1124931972">
-    <w:abstractNumId w:val="1"/>
+  <w:num w:numId="9" w16cid:durableId="308362209">
+    <w:abstractNumId w:val="2"/>
   </w:num>
 </w:numbering>
 </file>
@@ -20314,7 +20308,7 @@
     <w:autoRedefine/>
     <w:uiPriority w:val="39"/>
     <w:unhideWhenUsed/>
-    <w:rsid w:val="00350E60"/>
+    <w:rsid w:val="00F170A9"/>
     <w:pPr>
       <w:spacing w:after="100"/>
     </w:pPr>
@@ -20326,7 +20320,7 @@
     <w:autoRedefine/>
     <w:uiPriority w:val="39"/>
     <w:unhideWhenUsed/>
-    <w:rsid w:val="00350E60"/>
+    <w:rsid w:val="00F170A9"/>
     <w:pPr>
       <w:spacing w:after="100"/>
       <w:ind w:left="240"/>
@@ -20339,7 +20333,7 @@
     <w:autoRedefine/>
     <w:uiPriority w:val="39"/>
     <w:unhideWhenUsed/>
-    <w:rsid w:val="00350E60"/>
+    <w:rsid w:val="00F170A9"/>
     <w:pPr>
       <w:spacing w:after="100"/>
       <w:ind w:left="480"/>
